--- a/en/wisdom-stories/to-dream.docx
+++ b/en/wisdom-stories/to-dream.docx
@@ -29,11 +29,9 @@
         <w:rPr>
           <w:b/>
         </w:rPr>
-        <w:t>Moral:</w:t>
+        <w:t>Moral: Every dream that falls into the heart has a purpose. Allah does not place in the heart a wish He will not grant — do not lose hope.</w:t>
       </w:r>
-      <w:r>
-        <w:t xml:space="preserve"> Trust that the dreams in your heart have meaning, and do not lose hope.</w:t>
-      </w:r>
+      <w:r/>
     </w:p>
     <w:p>
       <w:pPr>
@@ -44,7 +42,7 @@
           <w:i/>
           <w:sz w:val="18"/>
         </w:rPr>
-        <w:t>Source: Publicly available internet sources.</w:t>
+        <w:t>Stories are taken from open Internet sources; illustrations were created with AI.</w:t>
       </w:r>
     </w:p>
     <w:sectPr>
